--- a/rus/docx/61.content.docx
+++ b/rus/docx/61.content.docx
@@ -19,7 +19,7 @@
         <w:rPr>
           <w:lang w:val="ru_RU" w:bidi="ru_RU"/>
         </w:rPr>
-        <w:t>Resource: Заметки к учебнику - Вступления к книгам (Тиндейл)</w:t>
+        <w:t>Resource: Tyndale Open Study Notes</w:t>
       </w:r>
       <w:r>
         <w:rPr>
@@ -112,7 +112,7 @@
         <w:rPr>
           <w:lang w:val="ru_RU" w:bidi="ru_RU"/>
         </w:rPr>
-        <w:t>Заметки к учебнику - Вступления к книгам (Тиндейл)</w:t>
+        <w:t>Tyndale Open Study Notes</w:t>
       </w:r>
     </w:p>
     <w:p>

--- a/rus/docx/61.content.docx
+++ b/rus/docx/61.content.docx
@@ -19,7 +19,7 @@
         <w:rPr>
           <w:lang w:val="ru_RU" w:bidi="ru_RU"/>
         </w:rPr>
-        <w:t>Resource: Tyndale Open Study Notes</w:t>
+        <w:t>Resource: Aquifer Open Study Notes (Book Intros)</w:t>
       </w:r>
       <w:r>
         <w:rPr>
@@ -112,7 +112,7 @@
         <w:rPr>
           <w:lang w:val="ru_RU" w:bidi="ru_RU"/>
         </w:rPr>
-        <w:t>Tyndale Open Study Notes</w:t>
+        <w:t>Aquifer Open Study Notes (Book Intros)</w:t>
       </w:r>
     </w:p>
     <w:p>

--- a/rus/docx/61.content.docx
+++ b/rus/docx/61.content.docx
@@ -258,54 +258,36 @@
         </w:rPr>
         <w:t>Скорее всего, Второе послание Петра было адресовано той же группе христиан, что и Первое послание Петра (</w:t>
       </w:r>
-      <w:hyperlink r:id="rId13">
-        <w:r>
-          <w:rPr>
-            <w:lang w:val="ru_RU" w:bidi="ru_RU"/>
-          </w:rPr>
-          <w:rPr>
-            <w:color w:val="0000EE"/>
-            <w:u w:val="single"/>
-          </w:rPr>
-          <w:t>1Пет.1:1</w:t>
-        </w:r>
-      </w:hyperlink>
+      <w:r>
+        <w:rPr>
+          <w:lang w:val="ru_RU" w:bidi="ru_RU"/>
+        </w:rPr>
+        <w:t>1Пет.1:1</w:t>
+      </w:r>
       <w:r>
         <w:rPr>
           <w:lang w:val="ru_RU" w:bidi="ru_RU"/>
         </w:rPr>
         <w:t xml:space="preserve">; см. </w:t>
       </w:r>
-      <w:hyperlink r:id="rId14">
-        <w:r>
-          <w:rPr>
-            <w:lang w:val="ru_RU" w:bidi="ru_RU"/>
-          </w:rPr>
-          <w:rPr>
-            <w:color w:val="0000EE"/>
-            <w:u w:val="single"/>
-          </w:rPr>
-          <w:t>2Пет.3:1</w:t>
-        </w:r>
-      </w:hyperlink>
+      <w:r>
+        <w:rPr>
+          <w:lang w:val="ru_RU" w:bidi="ru_RU"/>
+        </w:rPr>
+        <w:t>2Пет.3:1</w:t>
+      </w:r>
       <w:r>
         <w:rPr>
           <w:lang w:val="ru_RU" w:bidi="ru_RU"/>
         </w:rPr>
         <w:t>). Мы не знаем, посещал ли Пётр когда-либо Малую Асию — Новый Завет мало рассказывает о его передвижениях после того, как он покинул Иерусалим примерно в 44 г. н.э. (</w:t>
       </w:r>
-      <w:hyperlink r:id="rId15">
-        <w:r>
-          <w:rPr>
-            <w:lang w:val="ru_RU" w:bidi="ru_RU"/>
-          </w:rPr>
-          <w:rPr>
-            <w:color w:val="0000EE"/>
-            <w:u w:val="single"/>
-          </w:rPr>
-          <w:t>Деян.12:16–17</w:t>
-        </w:r>
-      </w:hyperlink>
+      <w:r>
+        <w:rPr>
+          <w:lang w:val="ru_RU" w:bidi="ru_RU"/>
+        </w:rPr>
+        <w:t>Деян.12:16–17</w:t>
+      </w:r>
       <w:r>
         <w:rPr>
           <w:lang w:val="ru_RU" w:bidi="ru_RU"/>
@@ -337,72 +319,48 @@
         </w:rPr>
         <w:t>В начале послания (</w:t>
       </w:r>
-      <w:hyperlink r:id="rId16">
-        <w:r>
-          <w:rPr>
-            <w:lang w:val="ru_RU" w:bidi="ru_RU"/>
-          </w:rPr>
-          <w:rPr>
-            <w:color w:val="0000EE"/>
-            <w:u w:val="single"/>
-          </w:rPr>
-          <w:t>1:1–15</w:t>
-        </w:r>
-      </w:hyperlink>
+      <w:r>
+        <w:rPr>
+          <w:lang w:val="ru_RU" w:bidi="ru_RU"/>
+        </w:rPr>
+        <w:t>1:1–15</w:t>
+      </w:r>
       <w:r>
         <w:rPr>
           <w:lang w:val="ru_RU" w:bidi="ru_RU"/>
         </w:rPr>
         <w:t>) Пётр представляет себя и своих читателей (</w:t>
       </w:r>
-      <w:hyperlink r:id="rId17">
-        <w:r>
-          <w:rPr>
-            <w:lang w:val="ru_RU" w:bidi="ru_RU"/>
-          </w:rPr>
-          <w:rPr>
-            <w:color w:val="0000EE"/>
-            <w:u w:val="single"/>
-          </w:rPr>
-          <w:t>1:1–2</w:t>
-        </w:r>
-      </w:hyperlink>
+      <w:r>
+        <w:rPr>
+          <w:lang w:val="ru_RU" w:bidi="ru_RU"/>
+        </w:rPr>
+        <w:t>1:1–2</w:t>
+      </w:r>
       <w:r>
         <w:rPr>
           <w:lang w:val="ru_RU" w:bidi="ru_RU"/>
         </w:rPr>
         <w:t>) и выражает своё главное переживание о том, чтобы адресаты послания возрастали в познании Бога и Христа (</w:t>
       </w:r>
-      <w:hyperlink r:id="rId18">
-        <w:r>
-          <w:rPr>
-            <w:lang w:val="ru_RU" w:bidi="ru_RU"/>
-          </w:rPr>
-          <w:rPr>
-            <w:color w:val="0000EE"/>
-            <w:u w:val="single"/>
-          </w:rPr>
-          <w:t>1:3–11</w:t>
-        </w:r>
-      </w:hyperlink>
+      <w:r>
+        <w:rPr>
+          <w:lang w:val="ru_RU" w:bidi="ru_RU"/>
+        </w:rPr>
+        <w:t>1:3–11</w:t>
+      </w:r>
       <w:r>
         <w:rPr>
           <w:lang w:val="ru_RU" w:bidi="ru_RU"/>
         </w:rPr>
         <w:t>). Он также сообщает, что ему осталось недолго жить (</w:t>
       </w:r>
-      <w:hyperlink r:id="rId19">
-        <w:r>
-          <w:rPr>
-            <w:lang w:val="ru_RU" w:bidi="ru_RU"/>
-          </w:rPr>
-          <w:rPr>
-            <w:color w:val="0000EE"/>
-            <w:u w:val="single"/>
-          </w:rPr>
-          <w:t>1:12–15</w:t>
-        </w:r>
-      </w:hyperlink>
+      <w:r>
+        <w:rPr>
+          <w:lang w:val="ru_RU" w:bidi="ru_RU"/>
+        </w:rPr>
+        <w:t>1:12–15</w:t>
+      </w:r>
       <w:r>
         <w:rPr>
           <w:lang w:val="ru_RU" w:bidi="ru_RU"/>
@@ -417,36 +375,24 @@
           <w:lang w:val="ru_RU" w:bidi="ru_RU"/>
         </w:rPr>
       </w:r>
-      <w:hyperlink r:id="rId20">
-        <w:r>
-          <w:rPr>
-            <w:lang w:val="ru_RU" w:bidi="ru_RU"/>
-          </w:rPr>
-          <w:rPr>
-            <w:color w:val="0000EE"/>
-            <w:u w:val="single"/>
-          </w:rPr>
-          <w:t>Глава 2</w:t>
-        </w:r>
-      </w:hyperlink>
+      <w:r>
+        <w:rPr>
+          <w:lang w:val="ru_RU" w:bidi="ru_RU"/>
+        </w:rPr>
+        <w:t>Глава 2</w:t>
+      </w:r>
       <w:r>
         <w:rPr>
           <w:lang w:val="ru_RU" w:bidi="ru_RU"/>
         </w:rPr>
         <w:t xml:space="preserve"> содержит центральную тему этого послания. В ней Пётр описывает и обличает лжеучителей. Пётр начинает своё обличение, подчёркивая уверенность в возвращении Христа во славе (</w:t>
       </w:r>
-      <w:hyperlink r:id="rId21">
-        <w:r>
-          <w:rPr>
-            <w:lang w:val="ru_RU" w:bidi="ru_RU"/>
-          </w:rPr>
-          <w:rPr>
-            <w:color w:val="0000EE"/>
-            <w:u w:val="single"/>
-          </w:rPr>
-          <w:t>1:16–21</w:t>
-        </w:r>
-      </w:hyperlink>
+      <w:r>
+        <w:rPr>
+          <w:lang w:val="ru_RU" w:bidi="ru_RU"/>
+        </w:rPr>
+        <w:t>1:16–21</w:t>
+      </w:r>
       <w:r>
         <w:rPr>
           <w:lang w:val="ru_RU" w:bidi="ru_RU"/>
@@ -467,72 +413,48 @@
         </w:rPr>
         <w:t>О лжепророках Пётр говорит четыре момента: он предсказывает их появление (</w:t>
       </w:r>
-      <w:hyperlink r:id="rId22">
-        <w:r>
-          <w:rPr>
-            <w:lang w:val="ru_RU" w:bidi="ru_RU"/>
-          </w:rPr>
-          <w:rPr>
-            <w:color w:val="0000EE"/>
-            <w:u w:val="single"/>
-          </w:rPr>
-          <w:t>2:1–3</w:t>
-        </w:r>
-      </w:hyperlink>
+      <w:r>
+        <w:rPr>
+          <w:lang w:val="ru_RU" w:bidi="ru_RU"/>
+        </w:rPr>
+        <w:t>2:1–3</w:t>
+      </w:r>
       <w:r>
         <w:rPr>
           <w:lang w:val="ru_RU" w:bidi="ru_RU"/>
         </w:rPr>
         <w:t>), утверждает, что Бог будет судить их, спасая праведных (</w:t>
       </w:r>
-      <w:hyperlink r:id="rId23">
-        <w:r>
-          <w:rPr>
-            <w:lang w:val="ru_RU" w:bidi="ru_RU"/>
-          </w:rPr>
-          <w:rPr>
-            <w:color w:val="0000EE"/>
-            <w:u w:val="single"/>
-          </w:rPr>
-          <w:t>2:4–10</w:t>
-        </w:r>
-      </w:hyperlink>
+      <w:r>
+        <w:rPr>
+          <w:lang w:val="ru_RU" w:bidi="ru_RU"/>
+        </w:rPr>
+        <w:t>2:4–10</w:t>
+      </w:r>
       <w:r>
         <w:rPr>
           <w:lang w:val="ru_RU" w:bidi="ru_RU"/>
         </w:rPr>
         <w:t>), изобличает грехи лжепророков (</w:t>
       </w:r>
-      <w:hyperlink r:id="rId24">
-        <w:r>
-          <w:rPr>
-            <w:lang w:val="ru_RU" w:bidi="ru_RU"/>
-          </w:rPr>
-          <w:rPr>
-            <w:color w:val="0000EE"/>
-            <w:u w:val="single"/>
-          </w:rPr>
-          <w:t>2:10–16</w:t>
-        </w:r>
-      </w:hyperlink>
+      <w:r>
+        <w:rPr>
+          <w:lang w:val="ru_RU" w:bidi="ru_RU"/>
+        </w:rPr>
+        <w:t>2:10–16</w:t>
+      </w:r>
       <w:r>
         <w:rPr>
           <w:lang w:val="ru_RU" w:bidi="ru_RU"/>
         </w:rPr>
         <w:t>) и провозглашает их гибель (</w:t>
       </w:r>
-      <w:hyperlink r:id="rId25">
-        <w:r>
-          <w:rPr>
-            <w:lang w:val="ru_RU" w:bidi="ru_RU"/>
-          </w:rPr>
-          <w:rPr>
-            <w:color w:val="0000EE"/>
-            <w:u w:val="single"/>
-          </w:rPr>
-          <w:t>2:17–22</w:t>
-        </w:r>
-      </w:hyperlink>
+      <w:r>
+        <w:rPr>
+          <w:lang w:val="ru_RU" w:bidi="ru_RU"/>
+        </w:rPr>
+        <w:t>2:17–22</w:t>
+      </w:r>
       <w:r>
         <w:rPr>
           <w:lang w:val="ru_RU" w:bidi="ru_RU"/>
@@ -553,54 +475,36 @@
         </w:rPr>
         <w:t>После дополнительного утверждения, что Христос действительно вернётся во славе, чтобы изменить этот мир (</w:t>
       </w:r>
-      <w:hyperlink r:id="rId26">
-        <w:r>
-          <w:rPr>
-            <w:lang w:val="ru_RU" w:bidi="ru_RU"/>
-          </w:rPr>
-          <w:rPr>
-            <w:color w:val="0000EE"/>
-            <w:u w:val="single"/>
-          </w:rPr>
-          <w:t>3:1–13</w:t>
-        </w:r>
-      </w:hyperlink>
+      <w:r>
+        <w:rPr>
+          <w:lang w:val="ru_RU" w:bidi="ru_RU"/>
+        </w:rPr>
+        <w:t>3:1–13</w:t>
+      </w:r>
       <w:r>
         <w:rPr>
           <w:lang w:val="ru_RU" w:bidi="ru_RU"/>
         </w:rPr>
         <w:t>), Пётр завершает письмо так же, как и начал — молитвой о том, чтобы его читатели «возрастали в благодати и познании Господа и Спасителя нашего Иисуса Христа» (</w:t>
       </w:r>
-      <w:hyperlink r:id="rId27">
-        <w:r>
-          <w:rPr>
-            <w:lang w:val="ru_RU" w:bidi="ru_RU"/>
-          </w:rPr>
-          <w:rPr>
-            <w:color w:val="0000EE"/>
-            <w:u w:val="single"/>
-          </w:rPr>
-          <w:t>3:18</w:t>
-        </w:r>
-      </w:hyperlink>
+      <w:r>
+        <w:rPr>
+          <w:lang w:val="ru_RU" w:bidi="ru_RU"/>
+        </w:rPr>
+        <w:t>3:18</w:t>
+      </w:r>
       <w:r>
         <w:rPr>
           <w:lang w:val="ru_RU" w:bidi="ru_RU"/>
         </w:rPr>
         <w:t xml:space="preserve">; см. </w:t>
       </w:r>
-      <w:hyperlink r:id="rId18">
-        <w:r>
-          <w:rPr>
-            <w:lang w:val="ru_RU" w:bidi="ru_RU"/>
-          </w:rPr>
-          <w:rPr>
-            <w:color w:val="0000EE"/>
-            <w:u w:val="single"/>
-          </w:rPr>
-          <w:t>1:3–11</w:t>
-        </w:r>
-      </w:hyperlink>
+      <w:r>
+        <w:rPr>
+          <w:lang w:val="ru_RU" w:bidi="ru_RU"/>
+        </w:rPr>
+        <w:t>1:3–11</w:t>
+      </w:r>
       <w:r>
         <w:rPr>
           <w:lang w:val="ru_RU" w:bidi="ru_RU"/>
@@ -632,36 +536,24 @@
         </w:rPr>
         <w:t>Автор называет себя Симоном Петром (</w:t>
       </w:r>
-      <w:hyperlink r:id="rId28">
-        <w:r>
-          <w:rPr>
-            <w:lang w:val="ru_RU" w:bidi="ru_RU"/>
-          </w:rPr>
-          <w:rPr>
-            <w:color w:val="0000EE"/>
-            <w:u w:val="single"/>
-          </w:rPr>
-          <w:t>1:1</w:t>
-        </w:r>
-      </w:hyperlink>
+      <w:r>
+        <w:rPr>
+          <w:lang w:val="ru_RU" w:bidi="ru_RU"/>
+        </w:rPr>
+        <w:t>1:1</w:t>
+      </w:r>
       <w:r>
         <w:rPr>
           <w:lang w:val="ru_RU" w:bidi="ru_RU"/>
         </w:rPr>
         <w:t>), одним из апостолов Иисуса. Пётр утверждает, что «это моё второе послание к вам» (</w:t>
       </w:r>
-      <w:hyperlink r:id="rId14">
-        <w:r>
-          <w:rPr>
-            <w:lang w:val="ru_RU" w:bidi="ru_RU"/>
-          </w:rPr>
-          <w:rPr>
-            <w:color w:val="0000EE"/>
-            <w:u w:val="single"/>
-          </w:rPr>
-          <w:t>3:1</w:t>
-        </w:r>
-      </w:hyperlink>
+      <w:r>
+        <w:rPr>
+          <w:lang w:val="ru_RU" w:bidi="ru_RU"/>
+        </w:rPr>
+        <w:t>3:1</w:t>
+      </w:r>
       <w:r>
         <w:rPr>
           <w:lang w:val="ru_RU" w:bidi="ru_RU"/>
@@ -682,18 +574,12 @@
         </w:rPr>
         <w:t xml:space="preserve">Однако во многих отношениях Второе послание Петра не похоже на Первое послание Петра и в то же время имеет поразительное сходство с Посланием Иуды. Из-за этого некоторые толкователи считают, что Второе послание Петра написал кто-то другой. Такой вывод кажется надуманным, потому что описываемая ситуация во Втором послании Петра сильно отличается от ситуации, описанной в Первом послании Петра. Следовательно, в этих посланиях отличаются язык и обсуждаемые темы. Более того, возможно, что Пётр использовал помощника при написании послания, который мог по-своему сформулировать мысли Петра. Таким писцом в первом послании был Сила, упоминаемый как Силуан в </w:t>
       </w:r>
-      <w:hyperlink r:id="rId29">
-        <w:r>
-          <w:rPr>
-            <w:lang w:val="ru_RU" w:bidi="ru_RU"/>
-          </w:rPr>
-          <w:rPr>
-            <w:color w:val="0000EE"/>
-            <w:u w:val="single"/>
-          </w:rPr>
-          <w:t>1Пет.5:12</w:t>
-        </w:r>
-      </w:hyperlink>
+      <w:r>
+        <w:rPr>
+          <w:lang w:val="ru_RU" w:bidi="ru_RU"/>
+        </w:rPr>
+        <w:t>1Пет.5:12</w:t>
+      </w:r>
       <w:r>
         <w:rPr>
           <w:lang w:val="ru_RU" w:bidi="ru_RU"/>
@@ -725,270 +611,180 @@
         </w:rPr>
         <w:t xml:space="preserve">Бесспорно, что Второе послание Петра и Послание Иуды имеют определённую литературную схожесть. В обоих посланиях использовано слишком много одинаковых необычных выражений, чтобы сходства могли быть случайными или результатом общей устной традиции (ср. </w:t>
       </w:r>
-      <w:hyperlink r:id="rId30">
-        <w:r>
-          <w:rPr>
-            <w:lang w:val="ru_RU" w:bidi="ru_RU"/>
-          </w:rPr>
-          <w:rPr>
-            <w:color w:val="0000EE"/>
-            <w:u w:val="single"/>
-          </w:rPr>
-          <w:t>2Пет.2:3</w:t>
-        </w:r>
-      </w:hyperlink>
+      <w:r>
+        <w:rPr>
+          <w:lang w:val="ru_RU" w:bidi="ru_RU"/>
+        </w:rPr>
+        <w:t>2Пет.2:3</w:t>
+      </w:r>
       <w:r>
         <w:rPr>
           <w:lang w:val="ru_RU" w:bidi="ru_RU"/>
         </w:rPr>
         <w:t xml:space="preserve"> // </w:t>
       </w:r>
-      <w:hyperlink r:id="rId31">
-        <w:r>
-          <w:rPr>
-            <w:lang w:val="ru_RU" w:bidi="ru_RU"/>
-          </w:rPr>
-          <w:rPr>
-            <w:color w:val="0000EE"/>
-            <w:u w:val="single"/>
-          </w:rPr>
-          <w:t>Иуд.1:4</w:t>
-        </w:r>
-      </w:hyperlink>
+      <w:r>
+        <w:rPr>
+          <w:lang w:val="ru_RU" w:bidi="ru_RU"/>
+        </w:rPr>
+        <w:t>Иуд.1:4</w:t>
+      </w:r>
       <w:r>
         <w:rPr>
           <w:lang w:val="ru_RU" w:bidi="ru_RU"/>
         </w:rPr>
         <w:t xml:space="preserve">; </w:t>
       </w:r>
-      <w:hyperlink r:id="rId32">
-        <w:r>
-          <w:rPr>
-            <w:lang w:val="ru_RU" w:bidi="ru_RU"/>
-          </w:rPr>
-          <w:rPr>
-            <w:color w:val="0000EE"/>
-            <w:u w:val="single"/>
-          </w:rPr>
-          <w:t>2Пет.2:4</w:t>
-        </w:r>
-      </w:hyperlink>
+      <w:r>
+        <w:rPr>
+          <w:lang w:val="ru_RU" w:bidi="ru_RU"/>
+        </w:rPr>
+        <w:t>2Пет.2:4</w:t>
+      </w:r>
       <w:r>
         <w:rPr>
           <w:lang w:val="ru_RU" w:bidi="ru_RU"/>
         </w:rPr>
         <w:t xml:space="preserve"> // </w:t>
       </w:r>
-      <w:hyperlink r:id="rId33">
-        <w:r>
-          <w:rPr>
-            <w:lang w:val="ru_RU" w:bidi="ru_RU"/>
-          </w:rPr>
-          <w:rPr>
-            <w:color w:val="0000EE"/>
-            <w:u w:val="single"/>
-          </w:rPr>
-          <w:t>Иуд.1:6</w:t>
-        </w:r>
-      </w:hyperlink>
+      <w:r>
+        <w:rPr>
+          <w:lang w:val="ru_RU" w:bidi="ru_RU"/>
+        </w:rPr>
+        <w:t>Иуд.1:6</w:t>
+      </w:r>
       <w:r>
         <w:rPr>
           <w:lang w:val="ru_RU" w:bidi="ru_RU"/>
         </w:rPr>
         <w:t xml:space="preserve">; </w:t>
       </w:r>
-      <w:hyperlink r:id="rId34">
-        <w:r>
-          <w:rPr>
-            <w:lang w:val="ru_RU" w:bidi="ru_RU"/>
-          </w:rPr>
-          <w:rPr>
-            <w:color w:val="0000EE"/>
-            <w:u w:val="single"/>
-          </w:rPr>
-          <w:t>2Пет.2:6</w:t>
-        </w:r>
-      </w:hyperlink>
+      <w:r>
+        <w:rPr>
+          <w:lang w:val="ru_RU" w:bidi="ru_RU"/>
+        </w:rPr>
+        <w:t>2Пет.2:6</w:t>
+      </w:r>
       <w:r>
         <w:rPr>
           <w:lang w:val="ru_RU" w:bidi="ru_RU"/>
         </w:rPr>
         <w:t xml:space="preserve"> // </w:t>
       </w:r>
-      <w:hyperlink r:id="rId35">
-        <w:r>
-          <w:rPr>
-            <w:lang w:val="ru_RU" w:bidi="ru_RU"/>
-          </w:rPr>
-          <w:rPr>
-            <w:color w:val="0000EE"/>
-            <w:u w:val="single"/>
-          </w:rPr>
-          <w:t>Иуд.1:7</w:t>
-        </w:r>
-      </w:hyperlink>
+      <w:r>
+        <w:rPr>
+          <w:lang w:val="ru_RU" w:bidi="ru_RU"/>
+        </w:rPr>
+        <w:t>Иуд.1:7</w:t>
+      </w:r>
       <w:r>
         <w:rPr>
           <w:lang w:val="ru_RU" w:bidi="ru_RU"/>
         </w:rPr>
         <w:t xml:space="preserve">; </w:t>
       </w:r>
-      <w:hyperlink r:id="rId36">
-        <w:r>
-          <w:rPr>
-            <w:lang w:val="ru_RU" w:bidi="ru_RU"/>
-          </w:rPr>
-          <w:rPr>
-            <w:color w:val="0000EE"/>
-            <w:u w:val="single"/>
-          </w:rPr>
-          <w:t>2Пет.2:10</w:t>
-        </w:r>
-      </w:hyperlink>
+      <w:r>
+        <w:rPr>
+          <w:lang w:val="ru_RU" w:bidi="ru_RU"/>
+        </w:rPr>
+        <w:t>2Пет.2:10</w:t>
+      </w:r>
       <w:r>
         <w:rPr>
           <w:lang w:val="ru_RU" w:bidi="ru_RU"/>
         </w:rPr>
         <w:t xml:space="preserve"> // </w:t>
       </w:r>
-      <w:hyperlink r:id="rId37">
-        <w:r>
-          <w:rPr>
-            <w:lang w:val="ru_RU" w:bidi="ru_RU"/>
-          </w:rPr>
-          <w:rPr>
-            <w:color w:val="0000EE"/>
-            <w:u w:val="single"/>
-          </w:rPr>
-          <w:t>Иуд.1:8</w:t>
-        </w:r>
-      </w:hyperlink>
+      <w:r>
+        <w:rPr>
+          <w:lang w:val="ru_RU" w:bidi="ru_RU"/>
+        </w:rPr>
+        <w:t>Иуд.1:8</w:t>
+      </w:r>
       <w:r>
         <w:rPr>
           <w:lang w:val="ru_RU" w:bidi="ru_RU"/>
         </w:rPr>
         <w:t xml:space="preserve">; </w:t>
       </w:r>
-      <w:hyperlink r:id="rId38">
-        <w:r>
-          <w:rPr>
-            <w:lang w:val="ru_RU" w:bidi="ru_RU"/>
-          </w:rPr>
-          <w:rPr>
-            <w:color w:val="0000EE"/>
-            <w:u w:val="single"/>
-          </w:rPr>
-          <w:t>2Пет.2:11</w:t>
-        </w:r>
-      </w:hyperlink>
+      <w:r>
+        <w:rPr>
+          <w:lang w:val="ru_RU" w:bidi="ru_RU"/>
+        </w:rPr>
+        <w:t>2Пет.2:11</w:t>
+      </w:r>
       <w:r>
         <w:rPr>
           <w:lang w:val="ru_RU" w:bidi="ru_RU"/>
         </w:rPr>
         <w:t xml:space="preserve"> // </w:t>
       </w:r>
-      <w:hyperlink r:id="rId39">
-        <w:r>
-          <w:rPr>
-            <w:lang w:val="ru_RU" w:bidi="ru_RU"/>
-          </w:rPr>
-          <w:rPr>
-            <w:color w:val="0000EE"/>
-            <w:u w:val="single"/>
-          </w:rPr>
-          <w:t>Иуд.1:9</w:t>
-        </w:r>
-      </w:hyperlink>
+      <w:r>
+        <w:rPr>
+          <w:lang w:val="ru_RU" w:bidi="ru_RU"/>
+        </w:rPr>
+        <w:t>Иуд.1:9</w:t>
+      </w:r>
       <w:r>
         <w:rPr>
           <w:lang w:val="ru_RU" w:bidi="ru_RU"/>
         </w:rPr>
         <w:t xml:space="preserve">; </w:t>
       </w:r>
-      <w:hyperlink r:id="rId40">
-        <w:r>
-          <w:rPr>
-            <w:lang w:val="ru_RU" w:bidi="ru_RU"/>
-          </w:rPr>
-          <w:rPr>
-            <w:color w:val="0000EE"/>
-            <w:u w:val="single"/>
-          </w:rPr>
-          <w:t>2Пет.2:13</w:t>
-        </w:r>
-      </w:hyperlink>
+      <w:r>
+        <w:rPr>
+          <w:lang w:val="ru_RU" w:bidi="ru_RU"/>
+        </w:rPr>
+        <w:t>2Пет.2:13</w:t>
+      </w:r>
       <w:r>
         <w:rPr>
           <w:lang w:val="ru_RU" w:bidi="ru_RU"/>
         </w:rPr>
         <w:t>,</w:t>
       </w:r>
-      <w:hyperlink r:id="rId41">
-        <w:r>
-          <w:rPr>
-            <w:lang w:val="ru_RU" w:bidi="ru_RU"/>
-          </w:rPr>
-          <w:rPr>
-            <w:color w:val="0000EE"/>
-            <w:u w:val="single"/>
-          </w:rPr>
-          <w:t>17</w:t>
-        </w:r>
-      </w:hyperlink>
+      <w:r>
+        <w:rPr>
+          <w:lang w:val="ru_RU" w:bidi="ru_RU"/>
+        </w:rPr>
+        <w:t>17</w:t>
+      </w:r>
       <w:r>
         <w:rPr>
           <w:lang w:val="ru_RU" w:bidi="ru_RU"/>
         </w:rPr>
         <w:t xml:space="preserve"> // </w:t>
       </w:r>
-      <w:hyperlink r:id="rId42">
-        <w:r>
-          <w:rPr>
-            <w:lang w:val="ru_RU" w:bidi="ru_RU"/>
-          </w:rPr>
-          <w:rPr>
-            <w:color w:val="0000EE"/>
-            <w:u w:val="single"/>
-          </w:rPr>
-          <w:t>Иуд.1:12</w:t>
-        </w:r>
-      </w:hyperlink>
+      <w:r>
+        <w:rPr>
+          <w:lang w:val="ru_RU" w:bidi="ru_RU"/>
+        </w:rPr>
+        <w:t>Иуд.1:12</w:t>
+      </w:r>
       <w:r>
         <w:rPr>
           <w:lang w:val="ru_RU" w:bidi="ru_RU"/>
         </w:rPr>
         <w:t xml:space="preserve">; </w:t>
       </w:r>
-      <w:hyperlink r:id="rId43">
-        <w:r>
-          <w:rPr>
-            <w:lang w:val="ru_RU" w:bidi="ru_RU"/>
-          </w:rPr>
-          <w:rPr>
-            <w:color w:val="0000EE"/>
-            <w:u w:val="single"/>
-          </w:rPr>
-          <w:t>2Пет.3:3</w:t>
-        </w:r>
-      </w:hyperlink>
+      <w:r>
+        <w:rPr>
+          <w:lang w:val="ru_RU" w:bidi="ru_RU"/>
+        </w:rPr>
+        <w:t>2Пет.3:3</w:t>
+      </w:r>
       <w:r>
         <w:rPr>
           <w:lang w:val="ru_RU" w:bidi="ru_RU"/>
         </w:rPr>
         <w:t xml:space="preserve"> // </w:t>
       </w:r>
-      <w:hyperlink r:id="rId37">
-        <w:r>
-          <w:rPr>
-            <w:lang w:val="ru_RU" w:bidi="ru_RU"/>
-          </w:rPr>
-          <w:rPr>
-            <w:color w:val="0000EE"/>
-            <w:u w:val="single"/>
-          </w:rPr>
-          <w:t>Иуд.1:8</w:t>
-        </w:r>
-      </w:hyperlink>
+      <w:r>
+        <w:rPr>
+          <w:lang w:val="ru_RU" w:bidi="ru_RU"/>
+        </w:rPr>
+        <w:t>Иуд.1:8</w:t>
+      </w:r>
       <w:r>
         <w:rPr>
           <w:lang w:val="ru_RU" w:bidi="ru_RU"/>
@@ -1020,54 +816,36 @@
         </w:rPr>
         <w:t>Лжеучители, которых обличает Пётр, не могут быть отождествлены с какой-либо известной ересью в ранней церкви. В своей безнравственности и неверии эти лжеучители предполагали, что Божья благодать даёт им свободу делать всё, что они хотят (</w:t>
       </w:r>
-      <w:hyperlink r:id="rId44">
-        <w:r>
-          <w:rPr>
-            <w:lang w:val="ru_RU" w:bidi="ru_RU"/>
-          </w:rPr>
-          <w:rPr>
-            <w:color w:val="0000EE"/>
-            <w:u w:val="single"/>
-          </w:rPr>
-          <w:t>2Пет.2:19–20</w:t>
-        </w:r>
-      </w:hyperlink>
+      <w:r>
+        <w:rPr>
+          <w:lang w:val="ru_RU" w:bidi="ru_RU"/>
+        </w:rPr>
+        <w:t>2Пет.2:19–20</w:t>
+      </w:r>
       <w:r>
         <w:rPr>
           <w:lang w:val="ru_RU" w:bidi="ru_RU"/>
         </w:rPr>
         <w:t xml:space="preserve">). Они не признавали никаких авторитетов (см. </w:t>
       </w:r>
-      <w:hyperlink r:id="rId45">
-        <w:r>
-          <w:rPr>
-            <w:lang w:val="ru_RU" w:bidi="ru_RU"/>
-          </w:rPr>
-          <w:rPr>
-            <w:color w:val="0000EE"/>
-            <w:u w:val="single"/>
-          </w:rPr>
-          <w:t>2:10–11</w:t>
-        </w:r>
-      </w:hyperlink>
+      <w:r>
+        <w:rPr>
+          <w:lang w:val="ru_RU" w:bidi="ru_RU"/>
+        </w:rPr>
+        <w:t>2:10–11</w:t>
+      </w:r>
       <w:r>
         <w:rPr>
           <w:lang w:val="ru_RU" w:bidi="ru_RU"/>
         </w:rPr>
         <w:t>). Они вступали в незаконные сексуальные связи, были известны как пьяницы, обжоры, а также жадные люди (</w:t>
       </w:r>
-      <w:hyperlink r:id="rId46">
-        <w:r>
-          <w:rPr>
-            <w:lang w:val="ru_RU" w:bidi="ru_RU"/>
-          </w:rPr>
-          <w:rPr>
-            <w:color w:val="0000EE"/>
-            <w:u w:val="single"/>
-          </w:rPr>
-          <w:t>2:13–20</w:t>
-        </w:r>
-      </w:hyperlink>
+      <w:r>
+        <w:rPr>
+          <w:lang w:val="ru_RU" w:bidi="ru_RU"/>
+        </w:rPr>
+        <w:t>2:13–20</w:t>
+      </w:r>
       <w:r>
         <w:rPr>
           <w:lang w:val="ru_RU" w:bidi="ru_RU"/>
@@ -1099,72 +877,48 @@
         </w:rPr>
         <w:t>Во Втором послании Петра явно выражается обеспокоенность присутствием лжеучителей в церкви. Хотя эти распутники называли себя христианами (</w:t>
       </w:r>
-      <w:hyperlink r:id="rId47">
-        <w:r>
-          <w:rPr>
-            <w:lang w:val="ru_RU" w:bidi="ru_RU"/>
-          </w:rPr>
-          <w:rPr>
-            <w:color w:val="0000EE"/>
-            <w:u w:val="single"/>
-          </w:rPr>
-          <w:t>2:1</w:t>
-        </w:r>
-      </w:hyperlink>
+      <w:r>
+        <w:rPr>
+          <w:lang w:val="ru_RU" w:bidi="ru_RU"/>
+        </w:rPr>
+        <w:t>2:1</w:t>
+      </w:r>
       <w:r>
         <w:rPr>
           <w:lang w:val="ru_RU" w:bidi="ru_RU"/>
         </w:rPr>
         <w:t>,</w:t>
       </w:r>
-      <w:hyperlink r:id="rId48">
-        <w:r>
-          <w:rPr>
-            <w:lang w:val="ru_RU" w:bidi="ru_RU"/>
-          </w:rPr>
-          <w:rPr>
-            <w:color w:val="0000EE"/>
-            <w:u w:val="single"/>
-          </w:rPr>
-          <w:t>21–22</w:t>
-        </w:r>
-      </w:hyperlink>
+      <w:r>
+        <w:rPr>
+          <w:lang w:val="ru_RU" w:bidi="ru_RU"/>
+        </w:rPr>
+        <w:t>21–22</w:t>
+      </w:r>
       <w:r>
         <w:rPr>
           <w:lang w:val="ru_RU" w:bidi="ru_RU"/>
         </w:rPr>
         <w:t>), Пётр не оставляет сомнений в том, что на самом деле они обречены на осуждение как противники Господу (</w:t>
       </w:r>
-      <w:hyperlink r:id="rId30">
-        <w:r>
-          <w:rPr>
-            <w:lang w:val="ru_RU" w:bidi="ru_RU"/>
-          </w:rPr>
-          <w:rPr>
-            <w:color w:val="0000EE"/>
-            <w:u w:val="single"/>
-          </w:rPr>
-          <w:t>2:3</w:t>
-        </w:r>
-      </w:hyperlink>
+      <w:r>
+        <w:rPr>
+          <w:lang w:val="ru_RU" w:bidi="ru_RU"/>
+        </w:rPr>
+        <w:t>2:3</w:t>
+      </w:r>
       <w:r>
         <w:rPr>
           <w:lang w:val="ru_RU" w:bidi="ru_RU"/>
         </w:rPr>
         <w:t>,</w:t>
       </w:r>
-      <w:hyperlink r:id="rId36">
-        <w:r>
-          <w:rPr>
-            <w:lang w:val="ru_RU" w:bidi="ru_RU"/>
-          </w:rPr>
-          <w:rPr>
-            <w:color w:val="0000EE"/>
-            <w:u w:val="single"/>
-          </w:rPr>
-          <w:t>10</w:t>
-        </w:r>
-      </w:hyperlink>
+      <w:r>
+        <w:rPr>
+          <w:lang w:val="ru_RU" w:bidi="ru_RU"/>
+        </w:rPr>
+        <w:t>10</w:t>
+      </w:r>
       <w:r>
         <w:rPr>
           <w:lang w:val="ru_RU" w:bidi="ru_RU"/>
